--- a/homework/第八周作业.docx
+++ b/homework/第八周作业.docx
@@ -24,104 +24,56 @@
         <w:t xml:space="preserve">第八周作业</w:t>
       </w:r>
     </w:p>
-    <w:tbl>
-      <w:tblPr>
-        <w:tblStyle w:val="Table"/>
-        <w:tblW w:type="auto" w:w="0"/>
-        <w:tblLook w:firstRow="0" w:lastRow="0" w:firstColumn="0" w:lastColumn="0" w:noHBand="0" w:noVBand="0" w:val="0000"/>
-        <w:jc w:val="start"/>
-      </w:tblPr>
-      <w:tblGrid>
-        <w:gridCol w:w="1980"/>
-        <w:gridCol w:w="1980"/>
-        <w:gridCol w:w="1980"/>
-        <w:gridCol w:w="1980"/>
-      </w:tblGrid>
-      <w:tr>
-        <w:tc>
-          <w:tcPr/>
-          <w:p>
-            <w:pPr>
-              <w:pStyle w:val="Compact"/>
-              <w:jc w:val="left"/>
-            </w:pPr>
-            <w:r>
-              <w:t xml:space="preserve">姓名：</w:t>
-            </w:r>
-          </w:p>
-        </w:tc>
-        <w:tc>
-          <w:tcPr/>
-          <w:p>
-            <w:pPr>
-              <w:pStyle w:val="Compact"/>
-            </w:pPr>
-          </w:p>
-        </w:tc>
-        <w:tc>
-          <w:tcPr/>
-          <w:p>
-            <w:pPr>
-              <w:pStyle w:val="Compact"/>
-              <w:jc w:val="left"/>
-            </w:pPr>
-            <w:r>
-              <w:t xml:space="preserve">学号：</w:t>
-            </w:r>
-          </w:p>
-        </w:tc>
-        <w:tc>
-          <w:tcPr/>
-          <w:p>
-            <w:pPr>
-              <w:pStyle w:val="Compact"/>
-            </w:pPr>
-          </w:p>
-        </w:tc>
-      </w:tr>
-      <w:tr>
-        <w:tc>
-          <w:tcPr/>
-          <w:p>
-            <w:pPr>
-              <w:pStyle w:val="Compact"/>
-              <w:jc w:val="left"/>
-            </w:pPr>
-            <w:r>
-              <w:t xml:space="preserve">专业：</w:t>
-            </w:r>
-          </w:p>
-        </w:tc>
-        <w:tc>
-          <w:tcPr/>
-          <w:p>
-            <w:pPr>
-              <w:pStyle w:val="Compact"/>
-            </w:pPr>
-          </w:p>
-        </w:tc>
-        <w:tc>
-          <w:tcPr/>
-          <w:p>
-            <w:pPr>
-              <w:pStyle w:val="Compact"/>
-              <w:jc w:val="left"/>
-            </w:pPr>
-            <w:r>
-              <w:t xml:space="preserve">指导教师：</w:t>
-            </w:r>
-          </w:p>
-        </w:tc>
-        <w:tc>
-          <w:tcPr/>
-          <w:p>
-            <w:pPr>
-              <w:pStyle w:val="Compact"/>
-            </w:pPr>
-          </w:p>
-        </w:tc>
-      </w:tr>
-    </w:tbl>
+    <w:p>
+      <w:pPr>
+        <w:pStyle w:val="FirstParagraph"/>
+      </w:pPr>
+      <w:r>
+        <w:t xml:space="preserve">姓名：</w:t>
+      </w:r>
+      <w:r>
+        <w:rPr>
+          <w:u w:val="single"/>
+        </w:rPr>
+        <w:t xml:space="preserve"> 刘峻豪 </w:t>
+      </w:r>
+      <w:r>
+        <w:t xml:space="preserve"> </w:t>
+      </w:r>
+      <w:r>
+        <w:t xml:space="preserve">学号：</w:t>
+      </w:r>
+      <w:r>
+        <w:rPr>
+          <w:u w:val="single"/>
+        </w:rPr>
+        <w:t xml:space="preserve"> 3230105220 </w:t>
+      </w:r>
+      <w:r>
+        <w:br/>
+      </w:r>
+      <w:r>
+        <w:t xml:space="preserve">专业：</w:t>
+      </w:r>
+      <w:r>
+        <w:rPr>
+          <w:u w:val="single"/>
+        </w:rPr>
+        <w:t xml:space="preserve"> 自动化 </w:t>
+      </w:r>
+      <w:r>
+        <w:t xml:space="preserve"> </w:t>
+      </w:r>
+      <w:r>
+        <w:t xml:space="preserve">指导教师：</w:t>
+      </w:r>
+      <w:r>
+        <w:rPr>
+          <w:u w:val="single"/>
+        </w:rPr>
+        <w:t xml:space="preserve"> 喻洁 </w:t>
+      </w:r>
+    </w:p>
     <w:p>
       <w:r>
         <w:pict>
